--- a/public/gallery/examples/software-engineer/ja/resume.docx
+++ b/public/gallery/examples/software-engineer/ja/resume.docx
@@ -66,7 +66,7 @@
         </w:rPr>
         <w:t xml:space="preserve">📧 </w:t>
       </w:r>
-      <w:hyperlink w:history="1" r:id="rIdwn5b8fbu8zfkf5kogznhl">
+      <w:hyperlink w:history="1" r:id="rIdtcexajlssdx_mow2bahcu">
         <w:r>
           <w:rPr>
             <w:sz w:val="18"/>
@@ -89,7 +89,7 @@
         </w:rPr>
         <w:t xml:space="preserve">🔗 </w:t>
       </w:r>
-      <w:hyperlink w:history="1" r:id="rIddf-7jqarkaa0uvryy7k2a">
+      <w:hyperlink w:history="1" r:id="rId1rmtqyedwak5elshy_yv0">
         <w:r>
           <w:rPr>
             <w:sz w:val="18"/>
@@ -124,7 +124,7 @@
         <w:spacing w:after="200" w:line="276"/>
         <w:jc w:val="center"/>
       </w:pPr>
-      <w:hyperlink w:history="1" r:id="rIdk41xahurxuprl3av0q0ua">
+      <w:hyperlink w:history="1" r:id="rIdtj7inhxyqomvlaymtyfm0">
         <w:r>
           <w:rPr>
             <w:sz w:val="18"/>
@@ -140,7 +140,7 @@
         </w:rPr>
         <w:t xml:space="preserve"> • </w:t>
       </w:r>
-      <w:hyperlink w:history="1" r:id="rId5dtuisd1pjrpgrxydmgtg">
+      <w:hyperlink w:history="1" r:id="rIdtex7een-ez6cln3qucwx3">
         <w:r>
           <w:rPr>
             <w:sz w:val="18"/>
@@ -306,7 +306,7 @@
         </w:rPr>
         <w:t xml:space="preserve">	</w:t>
       </w:r>
-      <w:hyperlink w:history="1" r:id="rIde7bryapodjavfhepooh7p">
+      <w:hyperlink w:history="1" r:id="rIdgg0u6r5mxy6zksrtkutpz">
         <w:r>
           <w:rPr>
             <w:sz w:val="18"/>
@@ -469,7 +469,7 @@
         </w:rPr>
         <w:t xml:space="preserve">	</w:t>
       </w:r>
-      <w:hyperlink w:history="1" r:id="rIdcv4nxpyywetzoys8-zyz8">
+      <w:hyperlink w:history="1" r:id="rIdxjqyyojf2x8dqnkzhkqtq">
         <w:r>
           <w:rPr>
             <w:sz w:val="18"/>
@@ -651,7 +651,7 @@
         </w:rPr>
         <w:t xml:space="preserve">	</w:t>
       </w:r>
-      <w:hyperlink w:history="1" r:id="rIdd4us-v7ho9d1horxbbfk-">
+      <w:hyperlink w:history="1" r:id="rIdw9bsmqci6gnesssgcd7lx">
         <w:r>
           <w:rPr>
             <w:sz w:val="18"/>
@@ -833,7 +833,7 @@
         </w:rPr>
         <w:t xml:space="preserve">	</w:t>
       </w:r>
-      <w:hyperlink w:history="1" r:id="rIdjuqfuuveblymetw1_j2d8">
+      <w:hyperlink w:history="1" r:id="rId2pekplmk9jy0efo0rymtz">
         <w:r>
           <w:rPr>
             <w:sz w:val="18"/>
@@ -1247,7 +1247,7 @@
         </w:rPr>
         <w:t xml:space="preserve">	</w:t>
       </w:r>
-      <w:hyperlink w:history="1" r:id="rId2al4nqibrmqdbodwzxgff">
+      <w:hyperlink w:history="1" r:id="rIdrvd6p3yvhreacxxguuhti">
         <w:r>
           <w:rPr>
             <w:sz w:val="18"/>
@@ -1313,7 +1313,7 @@
         </w:rPr>
         <w:t xml:space="preserve">	</w:t>
       </w:r>
-      <w:hyperlink w:history="1" r:id="rId2wmvuvzyryybvxbvusn2p">
+      <w:hyperlink w:history="1" r:id="rIdafg0stphxjumf4dk6wbuv">
         <w:r>
           <w:rPr>
             <w:sz w:val="18"/>
@@ -1398,7 +1398,7 @@
         </w:rPr>
         <w:t xml:space="preserve">	</w:t>
       </w:r>
-      <w:hyperlink w:history="1" r:id="rIdrbd8nswtujsqkx6enqogj">
+      <w:hyperlink w:history="1" r:id="rIdj_-fg0rmglto5hooynjxo">
         <w:r>
           <w:rPr>
             <w:sz w:val="18"/>
@@ -1540,7 +1540,7 @@
         </w:rPr>
         <w:t xml:space="preserve">	</w:t>
       </w:r>
-      <w:hyperlink w:history="1" r:id="rIdisq7ulapfi8bot2beovky">
+      <w:hyperlink w:history="1" r:id="rIdzqyvhkocx7zdqf6xm8qef">
         <w:r>
           <w:rPr>
             <w:sz w:val="18"/>
@@ -1684,7 +1684,7 @@
         </w:rPr>
         <w:t xml:space="preserve">	</w:t>
       </w:r>
-      <w:hyperlink w:history="1" r:id="rIdvbxrwhsxsouhtlu9fhsek">
+      <w:hyperlink w:history="1" r:id="rIdzo4a7vgikobquiqiwdkg_">
         <w:r>
           <w:rPr>
             <w:sz w:val="18"/>
@@ -1929,7 +1929,7 @@
         </w:rPr>
         <w:t xml:space="preserve">	</w:t>
       </w:r>
-      <w:hyperlink w:history="1" r:id="rIdqlpjdff1jxqvy26aqtbv1">
+      <w:hyperlink w:history="1" r:id="rIdyackotha1d4ring01nldu">
         <w:r>
           <w:rPr>
             <w:sz w:val="18"/>
